--- a/회의/이펙트 라이브러리 매뉴얼.docx
+++ b/회의/이펙트 라이브러리 매뉴얼.docx
@@ -1,6 +1,6 @@
 
 <file path=word/document.xml><?xml version="1.0" encoding="utf-8"?>
-<w:document xmlns:wpc="http://schemas.microsoft.com/office/word/2010/wordprocessingCanvas" xmlns:cx="http://schemas.microsoft.com/office/drawing/2014/chartex" xmlns:cx1="http://schemas.microsoft.com/office/drawing/2015/9/8/chartex" xmlns:cx2="http://schemas.microsoft.com/office/drawing/2015/10/21/chartex" xmlns:cx3="http://schemas.microsoft.com/office/drawing/2016/5/9/chartex" xmlns:cx4="http://schemas.microsoft.com/office/drawing/2016/5/10/chartex" xmlns:cx5="http://schemas.microsoft.com/office/drawing/2016/5/11/chartex" xmlns:cx6="http://schemas.microsoft.com/office/drawing/2016/5/12/chartex" xmlns:cx7="http://schemas.microsoft.com/office/drawing/2016/5/13/chartex" xmlns:cx8="http://schemas.microsoft.com/office/drawing/2016/5/14/chartex" xmlns:mc="http://schemas.openxmlformats.org/markup-compatibility/2006" xmlns:aink="http://schemas.microsoft.com/office/drawing/2016/ink" xmlns:am3d="http://schemas.microsoft.com/office/drawing/2017/model3d" xmlns:o="urn:schemas-microsoft-com:office:office" xmlns:r="http://schemas.openxmlformats.org/officeDocument/2006/relationships" xmlns:m="http://schemas.openxmlformats.org/officeDocument/2006/math" xmlns:v="urn:schemas-microsoft-com:vml" xmlns:wp14="http://schemas.microsoft.com/office/word/2010/wordprocessingDrawing" xmlns:wp="http://schemas.openxmlformats.org/drawingml/2006/wordprocessingDrawing" xmlns:w10="urn:schemas-microsoft-com:office:word" xmlns:w="http://schemas.openxmlformats.org/wordprocessingml/2006/main" xmlns:w14="http://schemas.microsoft.com/office/word/2010/wordml" xmlns:w15="http://schemas.microsoft.com/office/word/2012/wordml" xmlns:w16cex="http://schemas.microsoft.com/office/word/2018/wordml/cex" xmlns:w16cid="http://schemas.microsoft.com/office/word/2016/wordml/cid" xmlns:w16="http://schemas.microsoft.com/office/word/2018/wordml" xmlns:w16se="http://schemas.microsoft.com/office/word/2015/wordml/symex" xmlns:wpg="http://schemas.microsoft.com/office/word/2010/wordprocessingGroup" xmlns:wpi="http://schemas.microsoft.com/office/word/2010/wordprocessingInk" xmlns:wne="http://schemas.microsoft.com/office/word/2006/wordml" xmlns:wps="http://schemas.microsoft.com/office/word/2010/wordprocessingShape" mc:Ignorable="w14 w15 w16se w16cid w16 w16cex wp14">
+<w:document xmlns:wpc="http://schemas.microsoft.com/office/word/2010/wordprocessingCanvas" xmlns:cx="http://schemas.microsoft.com/office/drawing/2014/chartex" xmlns:cx1="http://schemas.microsoft.com/office/drawing/2015/9/8/chartex" xmlns:cx2="http://schemas.microsoft.com/office/drawing/2015/10/21/chartex" xmlns:cx3="http://schemas.microsoft.com/office/drawing/2016/5/9/chartex" xmlns:cx4="http://schemas.microsoft.com/office/drawing/2016/5/10/chartex" xmlns:cx5="http://schemas.microsoft.com/office/drawing/2016/5/11/chartex" xmlns:cx6="http://schemas.microsoft.com/office/drawing/2016/5/12/chartex" xmlns:cx7="http://schemas.microsoft.com/office/drawing/2016/5/13/chartex" xmlns:cx8="http://schemas.microsoft.com/office/drawing/2016/5/14/chartex" xmlns:mc="http://schemas.openxmlformats.org/markup-compatibility/2006" xmlns:aink="http://schemas.microsoft.com/office/drawing/2016/ink" xmlns:am3d="http://schemas.microsoft.com/office/drawing/2017/model3d" xmlns:o="urn:schemas-microsoft-com:office:office" xmlns:oel="http://schemas.microsoft.com/office/2019/extlst" xmlns:r="http://schemas.openxmlformats.org/officeDocument/2006/relationships" xmlns:m="http://schemas.openxmlformats.org/officeDocument/2006/math" xmlns:v="urn:schemas-microsoft-com:vml" xmlns:wp14="http://schemas.microsoft.com/office/word/2010/wordprocessingDrawing" xmlns:wp="http://schemas.openxmlformats.org/drawingml/2006/wordprocessingDrawing" xmlns:w10="urn:schemas-microsoft-com:office:word" xmlns:w="http://schemas.openxmlformats.org/wordprocessingml/2006/main" xmlns:w14="http://schemas.microsoft.com/office/word/2010/wordml" xmlns:w15="http://schemas.microsoft.com/office/word/2012/wordml" xmlns:w16cex="http://schemas.microsoft.com/office/word/2018/wordml/cex" xmlns:w16cid="http://schemas.microsoft.com/office/word/2016/wordml/cid" xmlns:w16="http://schemas.microsoft.com/office/word/2018/wordml" xmlns:w16du="http://schemas.microsoft.com/office/word/2023/wordml/word16du" xmlns:w16sdtdh="http://schemas.microsoft.com/office/word/2020/wordml/sdtdatahash" xmlns:w16sdtfl="http://schemas.microsoft.com/office/word/2024/wordml/sdtformatlock" xmlns:w16se="http://schemas.microsoft.com/office/word/2015/wordml/symex" xmlns:wpg="http://schemas.microsoft.com/office/word/2010/wordprocessingGroup" xmlns:wpi="http://schemas.microsoft.com/office/word/2010/wordprocessingInk" xmlns:wne="http://schemas.microsoft.com/office/word/2006/wordml" xmlns:wps="http://schemas.microsoft.com/office/word/2010/wordprocessingShape" mc:Ignorable="w14 w15 w16se w16cid w16 w16cex w16sdtdh w16sdtfl w16du wp14">
   <w:body>
     <w:p>
       <w:pPr>
@@ -27,7 +27,6 @@
       <w:pPr>
         <w:jc w:val="center"/>
         <w:rPr>
-          <w:rFonts w:hint="eastAsia"/>
           <w:b/>
           <w:bCs/>
           <w:sz w:val="40"/>
@@ -38,7 +37,6 @@
     <w:p>
       <w:pPr>
         <w:rPr>
-          <w:rFonts w:hint="eastAsia"/>
           <w:b/>
           <w:bCs/>
           <w:sz w:val="24"/>
@@ -76,17 +74,114 @@
         <w:t>&gt;</w:t>
       </w:r>
     </w:p>
+    <w:p>
+      <w:pPr>
+        <w:rPr>
+          <w:rFonts w:hint="eastAsia"/>
+        </w:rPr>
+      </w:pPr>
+      <w:r>
+        <w:t>EffectLibrary.cpp</w:t>
+      </w:r>
+      <w:r>
+        <w:rPr>
+          <w:rFonts w:hint="eastAsia"/>
+        </w:rPr>
+        <w:t xml:space="preserve">, </w:t>
+      </w:r>
+      <w:proofErr w:type="spellStart"/>
+      <w:r>
+        <w:t>EffectLibrary.h</w:t>
+      </w:r>
+      <w:proofErr w:type="spellEnd"/>
+      <w:r>
+        <w:rPr>
+          <w:rFonts w:hint="eastAsia"/>
+        </w:rPr>
+        <w:t xml:space="preserve">, </w:t>
+      </w:r>
+      <w:r>
+        <w:t>EffectPCH.cpp</w:t>
+      </w:r>
+      <w:r>
+        <w:rPr>
+          <w:rFonts w:hint="eastAsia"/>
+        </w:rPr>
+        <w:t xml:space="preserve">, </w:t>
+      </w:r>
+      <w:proofErr w:type="spellStart"/>
+      <w:r>
+        <w:t>EffectPCH.h</w:t>
+      </w:r>
+      <w:proofErr w:type="spellEnd"/>
+      <w:r>
+        <w:rPr>
+          <w:rFonts w:hint="eastAsia"/>
+        </w:rPr>
+        <w:t xml:space="preserve">, </w:t>
+      </w:r>
+      <w:proofErr w:type="spellStart"/>
+      <w:r>
+        <w:t>EffectShaders.hlsl</w:t>
+      </w:r>
+      <w:proofErr w:type="spellEnd"/>
+      <w:r>
+        <w:rPr>
+          <w:rFonts w:hint="eastAsia"/>
+        </w:rPr>
+        <w:t xml:space="preserve">, </w:t>
+      </w:r>
+      <w:r>
+        <w:t>MeshEffect.cpp</w:t>
+      </w:r>
+      <w:r>
+        <w:rPr>
+          <w:rFonts w:hint="eastAsia"/>
+        </w:rPr>
+        <w:t xml:space="preserve">, </w:t>
+      </w:r>
+      <w:proofErr w:type="spellStart"/>
+      <w:r>
+        <w:t>MeshEffect.</w:t>
+      </w:r>
+      <w:r>
+        <w:rPr>
+          <w:rFonts w:hint="eastAsia"/>
+        </w:rPr>
+        <w:t>h</w:t>
+      </w:r>
+      <w:proofErr w:type="spellEnd"/>
+      <w:r>
+        <w:rPr>
+          <w:rFonts w:hint="eastAsia"/>
+        </w:rPr>
+        <w:t xml:space="preserve">, </w:t>
+      </w:r>
+      <w:r>
+        <w:t>ParticleSystem.cpp</w:t>
+      </w:r>
+      <w:r>
+        <w:rPr>
+          <w:rFonts w:hint="eastAsia"/>
+        </w:rPr>
+        <w:t xml:space="preserve">, </w:t>
+      </w:r>
+      <w:proofErr w:type="spellStart"/>
+      <w:r>
+        <w:t>ParticleSystem.h</w:t>
+      </w:r>
+      <w:proofErr w:type="spellEnd"/>
+      <w:r>
+        <w:rPr>
+          <w:rFonts w:hint="eastAsia"/>
+        </w:rPr>
+        <w:t xml:space="preserve"> 파일을 솔루션 파일에 추가한다.</w:t>
+      </w:r>
+    </w:p>
     <w:p/>
     <w:p>
       <w:pPr>
         <w:rPr>
-          <w:rFonts w:hint="eastAsia"/>
-        </w:rPr>
-      </w:pPr>
-    </w:p>
-    <w:p>
-      <w:pPr>
-        <w:rPr>
           <w:b/>
           <w:bCs/>
         </w:rPr>
@@ -108,11 +203,6 @@
       </w:r>
     </w:p>
     <w:p>
-      <w:pPr>
-        <w:rPr>
-          <w:rFonts w:hint="eastAsia"/>
-        </w:rPr>
-      </w:pPr>
       <w:r>
         <w:rPr>
           <w:rFonts w:hint="eastAsia"/>
@@ -140,11 +230,6 @@
       </w:r>
     </w:p>
     <w:p>
-      <w:pPr>
-        <w:rPr>
-          <w:rFonts w:hint="eastAsia"/>
-        </w:rPr>
-      </w:pPr>
       <w:r>
         <w:rPr>
           <w:rFonts w:hint="eastAsia"/>
@@ -200,7 +285,6 @@
     <w:p>
       <w:pPr>
         <w:rPr>
-          <w:rFonts w:hint="eastAsia"/>
           <w:i/>
           <w:iCs/>
           <w:u w:val="single"/>
@@ -277,11 +361,6 @@
       </w:pPr>
     </w:p>
     <w:p>
-      <w:pPr>
-        <w:rPr>
-          <w:rFonts w:hint="eastAsia"/>
-        </w:rPr>
-      </w:pPr>
       <w:r>
         <w:rPr>
           <w:rFonts w:hint="eastAsia"/>
@@ -301,11 +380,6 @@
       </w:r>
     </w:p>
     <w:p>
-      <w:pPr>
-        <w:rPr>
-          <w:rFonts w:hint="eastAsia"/>
-        </w:rPr>
-      </w:pPr>
       <w:r>
         <w:rPr>
           <w:rFonts w:hint="eastAsia"/>
@@ -363,9 +437,6 @@
     <w:p>
       <w:pPr>
         <w:ind w:leftChars="100" w:left="200"/>
-        <w:rPr>
-          <w:rFonts w:hint="eastAsia"/>
-        </w:rPr>
       </w:pPr>
       <w:proofErr w:type="spellStart"/>
       <w:proofErr w:type="gramStart"/>
@@ -477,9 +548,6 @@
     <w:p>
       <w:pPr>
         <w:ind w:leftChars="100" w:left="200"/>
-        <w:rPr>
-          <w:rFonts w:hint="eastAsia"/>
-        </w:rPr>
       </w:pPr>
       <w:r>
         <w:t>--- 이 사이에서 Scene과 Player 렌더링 ---</w:t>
@@ -496,9 +564,6 @@
     <w:p>
       <w:pPr>
         <w:ind w:leftChars="100" w:left="200"/>
-        <w:rPr>
-          <w:rFonts w:hint="eastAsia"/>
-        </w:rPr>
       </w:pPr>
       <w:proofErr w:type="spellStart"/>
       <w:proofErr w:type="gramStart"/>
@@ -582,7 +647,15 @@
       </w:r>
       <w:proofErr w:type="spellEnd"/>
       <w:r>
-        <w:t>(현재속도 / 최대속도);</w:t>
+        <w:t>(</w:t>
+      </w:r>
+      <w:proofErr w:type="gramStart"/>
+      <w:r>
+        <w:t>현재속도 /</w:t>
+      </w:r>
+      <w:proofErr w:type="gramEnd"/>
+      <w:r>
+        <w:t xml:space="preserve"> 최대속도);</w:t>
       </w:r>
     </w:p>
     <w:p>
@@ -668,9 +741,6 @@
     <w:p>
       <w:pPr>
         <w:ind w:leftChars="100" w:left="200"/>
-        <w:rPr>
-          <w:rFonts w:hint="eastAsia"/>
-        </w:rPr>
       </w:pPr>
     </w:p>
     <w:p>
@@ -690,10 +760,8 @@
           <w:sz w:val="24"/>
           <w:szCs w:val="24"/>
         </w:rPr>
-        <w:lastRenderedPageBreak/>
         <w:t>&lt;</w:t>
       </w:r>
-      <w:proofErr w:type="spellStart"/>
       <w:r>
         <w:rPr>
           <w:rFonts w:hint="eastAsia"/>
@@ -702,9 +770,8 @@
           <w:sz w:val="24"/>
           <w:szCs w:val="24"/>
         </w:rPr>
-        <w:t>함수별</w:t>
-      </w:r>
-      <w:proofErr w:type="spellEnd"/>
+        <w:t>함수별 파라미터 설명</w:t>
+      </w:r>
       <w:r>
         <w:rPr>
           <w:rFonts w:hint="eastAsia"/>
@@ -713,18 +780,18 @@
           <w:sz w:val="24"/>
           <w:szCs w:val="24"/>
         </w:rPr>
-        <w:t xml:space="preserve"> 파라미터 설명</w:t>
-      </w:r>
-      <w:r>
-        <w:rPr>
-          <w:rFonts w:hint="eastAsia"/>
+        <w:t>&gt;</w:t>
+      </w:r>
+    </w:p>
+    <w:p>
+      <w:pPr>
+        <w:rPr>
           <w:b/>
           <w:bCs/>
           <w:sz w:val="24"/>
           <w:szCs w:val="24"/>
         </w:rPr>
-        <w:t>&gt;</w:t>
-      </w:r>
+      </w:pPr>
     </w:p>
     <w:p>
       <w:pPr>
@@ -737,17 +804,6 @@
       </w:pPr>
     </w:p>
     <w:p>
-      <w:pPr>
-        <w:rPr>
-          <w:rFonts w:hint="eastAsia"/>
-          <w:b/>
-          <w:bCs/>
-          <w:sz w:val="24"/>
-          <w:szCs w:val="24"/>
-        </w:rPr>
-      </w:pPr>
-    </w:p>
-    <w:p>
       <w:r>
         <w:rPr>
           <w:rFonts w:hint="eastAsia"/>
@@ -768,11 +824,6 @@
       </w:r>
     </w:p>
     <w:p>
-      <w:pPr>
-        <w:rPr>
-          <w:rFonts w:hint="eastAsia"/>
-        </w:rPr>
-      </w:pPr>
       <w:r>
         <w:rPr>
           <w:rFonts w:hint="eastAsia"/>
@@ -807,18 +858,11 @@
         <w:t>Instance()-&gt;Play(type, position, size, color);</w:t>
       </w:r>
     </w:p>
-    <w:p>
-      <w:pPr>
-        <w:rPr>
-          <w:rFonts w:hint="eastAsia"/>
-        </w:rPr>
-      </w:pPr>
-    </w:p>
-    <w:p>
-      <w:pPr>
-        <w:ind w:leftChars="100" w:left="200"/>
-        <w:rPr>
-          <w:rFonts w:hint="eastAsia"/>
+    <w:p/>
+    <w:p>
+      <w:pPr>
+        <w:ind w:leftChars="100" w:left="200"/>
+        <w:rPr>
           <w:b/>
           <w:bCs/>
         </w:rPr>
@@ -842,9 +886,6 @@
     <w:p>
       <w:pPr>
         <w:ind w:leftChars="100" w:left="200"/>
-        <w:rPr>
-          <w:rFonts w:hint="eastAsia"/>
-        </w:rPr>
       </w:pPr>
       <w:r>
         <w:t>type (EFFECT_TYPE</w:t>
@@ -855,15 +896,28 @@
       </w:r>
       <w:proofErr w:type="gramEnd"/>
       <w:r>
-        <w:t xml:space="preserve"> 이펙트의 종류 (EFFECT_TYPE::DUST, EFFECT_TYPE::COLLISION 등)</w:t>
-      </w:r>
-    </w:p>
-    <w:p>
-      <w:pPr>
-        <w:ind w:leftChars="100" w:left="200"/>
-        <w:rPr>
-          <w:rFonts w:hint="eastAsia"/>
-        </w:rPr>
+        <w:t xml:space="preserve"> 이펙트의 종류 (EFFECT_</w:t>
+      </w:r>
+      <w:proofErr w:type="gramStart"/>
+      <w:r>
+        <w:t>TYPE::</w:t>
+      </w:r>
+      <w:proofErr w:type="gramEnd"/>
+      <w:r>
+        <w:t>DUST, EFFECT_</w:t>
+      </w:r>
+      <w:proofErr w:type="gramStart"/>
+      <w:r>
+        <w:t>TYPE::</w:t>
+      </w:r>
+      <w:proofErr w:type="gramEnd"/>
+      <w:r>
+        <w:t>COLLISION 등)</w:t>
+      </w:r>
+    </w:p>
+    <w:p>
+      <w:pPr>
+        <w:ind w:leftChars="100" w:left="200"/>
       </w:pPr>
       <w:r>
         <w:t>position (XMFLOAT3</w:t>
@@ -896,9 +950,6 @@
     <w:p>
       <w:pPr>
         <w:ind w:leftChars="100" w:left="200"/>
-        <w:rPr>
-          <w:rFonts w:hint="eastAsia"/>
-        </w:rPr>
       </w:pPr>
       <w:r>
         <w:t>size (XMFLOAT2</w:t>
@@ -963,11 +1014,6 @@
       <w:proofErr w:type="spellEnd"/>
     </w:p>
     <w:p>
-      <w:pPr>
-        <w:rPr>
-          <w:rFonts w:hint="eastAsia"/>
-        </w:rPr>
-      </w:pPr>
       <w:r>
         <w:rPr>
           <w:rFonts w:hint="eastAsia"/>
@@ -1031,7 +1077,6 @@
       <w:pPr>
         <w:ind w:leftChars="100" w:left="200"/>
         <w:rPr>
-          <w:rFonts w:hint="eastAsia"/>
           <w:b/>
           <w:bCs/>
         </w:rPr>
@@ -1055,9 +1100,6 @@
     <w:p>
       <w:pPr>
         <w:ind w:leftChars="100" w:left="200"/>
-        <w:rPr>
-          <w:rFonts w:hint="eastAsia"/>
-        </w:rPr>
       </w:pPr>
       <w:r>
         <w:t>flag (bool</w:t>
@@ -1074,9 +1116,6 @@
     <w:p>
       <w:pPr>
         <w:ind w:leftChars="100" w:left="200"/>
-        <w:rPr>
-          <w:rFonts w:hint="eastAsia"/>
-        </w:rPr>
       </w:pPr>
       <w:r>
         <w:t>scale (XMFLOAT3</w:t>
@@ -1101,9 +1140,6 @@
     <w:p>
       <w:pPr>
         <w:ind w:leftChars="100" w:left="200"/>
-        <w:rPr>
-          <w:rFonts w:hint="eastAsia"/>
-        </w:rPr>
       </w:pPr>
       <w:r>
         <w:t>color (XMFLOAT3</w:t>
@@ -1120,9 +1156,6 @@
     <w:p>
       <w:pPr>
         <w:ind w:leftChars="100" w:left="200"/>
-        <w:rPr>
-          <w:rFonts w:hint="eastAsia"/>
-        </w:rPr>
       </w:pPr>
       <w:proofErr w:type="spellStart"/>
       <w:r>
@@ -1144,9 +1177,6 @@
     <w:p>
       <w:pPr>
         <w:ind w:leftChars="100" w:left="200"/>
-        <w:rPr>
-          <w:rFonts w:hint="eastAsia"/>
-        </w:rPr>
       </w:pPr>
       <w:proofErr w:type="spellStart"/>
       <w:r>
@@ -1184,7 +1214,7 @@
 </file>
 
 <file path=word/styles.xml><?xml version="1.0" encoding="utf-8"?>
-<w:styles xmlns:mc="http://schemas.openxmlformats.org/markup-compatibility/2006" xmlns:r="http://schemas.openxmlformats.org/officeDocument/2006/relationships" xmlns:w="http://schemas.openxmlformats.org/wordprocessingml/2006/main" xmlns:w14="http://schemas.microsoft.com/office/word/2010/wordml" xmlns:w15="http://schemas.microsoft.com/office/word/2012/wordml" xmlns:w16cex="http://schemas.microsoft.com/office/word/2018/wordml/cex" xmlns:w16cid="http://schemas.microsoft.com/office/word/2016/wordml/cid" xmlns:w16="http://schemas.microsoft.com/office/word/2018/wordml" xmlns:w16se="http://schemas.microsoft.com/office/word/2015/wordml/symex" mc:Ignorable="w14 w15 w16se w16cid w16 w16cex">
+<w:styles xmlns:mc="http://schemas.openxmlformats.org/markup-compatibility/2006" xmlns:r="http://schemas.openxmlformats.org/officeDocument/2006/relationships" xmlns:w="http://schemas.openxmlformats.org/wordprocessingml/2006/main" xmlns:w14="http://schemas.microsoft.com/office/word/2010/wordml" xmlns:w15="http://schemas.microsoft.com/office/word/2012/wordml" xmlns:w16cex="http://schemas.microsoft.com/office/word/2018/wordml/cex" xmlns:w16cid="http://schemas.microsoft.com/office/word/2016/wordml/cid" xmlns:w16="http://schemas.microsoft.com/office/word/2018/wordml" xmlns:w16du="http://schemas.microsoft.com/office/word/2023/wordml/word16du" xmlns:w16sdtdh="http://schemas.microsoft.com/office/word/2020/wordml/sdtdatahash" xmlns:w16sdtfl="http://schemas.microsoft.com/office/word/2024/wordml/sdtformatlock" xmlns:w16se="http://schemas.microsoft.com/office/word/2015/wordml/symex" mc:Ignorable="w14 w15 w16se w16cid w16 w16cex w16sdtdh w16sdtfl w16du">
   <w:docDefaults>
     <w:rPrDefault>
       <w:rPr>

--- a/회의/이펙트 라이브러리 매뉴얼.docx
+++ b/회의/이펙트 라이브러리 매뉴얼.docx
@@ -29,8 +29,8 @@
         <w:rPr>
           <w:b/>
           <w:bCs/>
-          <w:sz w:val="40"/>
-          <w:szCs w:val="40"/>
+          <w:sz w:val="26"/>
+          <w:szCs w:val="26"/>
         </w:rPr>
       </w:pPr>
     </w:p>
@@ -75,11 +75,18 @@
       </w:r>
     </w:p>
     <w:p>
-      <w:pPr>
-        <w:rPr>
-          <w:rFonts w:hint="eastAsia"/>
-        </w:rPr>
-      </w:pPr>
+      <w:r>
+        <w:rPr>
+          <w:rFonts w:hint="eastAsia"/>
+        </w:rPr>
+        <w:t>*</w:t>
+      </w:r>
+      <w:r>
+        <w:rPr>
+          <w:rFonts w:hint="eastAsia"/>
+        </w:rPr>
+        <w:t xml:space="preserve"> </w:t>
+      </w:r>
       <w:r>
         <w:t>EffectLibrary.cpp</w:t>
       </w:r>
@@ -155,17 +162,22 @@
         <w:rPr>
           <w:rFonts w:hint="eastAsia"/>
         </w:rPr>
+        <w:t>,</w:t>
+      </w:r>
+    </w:p>
+    <w:p>
+      <w:pPr>
+        <w:ind w:leftChars="100" w:left="200"/>
+      </w:pPr>
+      <w:r>
+        <w:t>ParticleSystem.cpp</w:t>
+      </w:r>
+      <w:r>
+        <w:rPr>
+          <w:rFonts w:hint="eastAsia"/>
+        </w:rPr>
         <w:t xml:space="preserve">, </w:t>
       </w:r>
-      <w:r>
-        <w:t>ParticleSystem.cpp</w:t>
-      </w:r>
-      <w:r>
-        <w:rPr>
-          <w:rFonts w:hint="eastAsia"/>
-        </w:rPr>
-        <w:t xml:space="preserve">, </w:t>
-      </w:r>
       <w:proofErr w:type="spellStart"/>
       <w:r>
         <w:t>ParticleSystem.h</w:t>
@@ -176,6 +188,61 @@
           <w:rFonts w:hint="eastAsia"/>
         </w:rPr>
         <w:t xml:space="preserve"> 파일을 솔루션 파일에 추가한다.</w:t>
+      </w:r>
+    </w:p>
+    <w:p>
+      <w:pPr>
+        <w:rPr>
+          <w:rFonts w:hint="eastAsia"/>
+        </w:rPr>
+      </w:pPr>
+      <w:r>
+        <w:rPr>
+          <w:rFonts w:hint="eastAsia"/>
+        </w:rPr>
+        <w:t>*</w:t>
+      </w:r>
+      <w:bookmarkStart w:id="0" w:name="_Hlk232978985"/>
+      <w:r>
+        <w:rPr>
+          <w:rFonts w:hint="eastAsia"/>
+        </w:rPr>
+        <w:t xml:space="preserve"> </w:t>
+      </w:r>
+      <w:bookmarkEnd w:id="0"/>
+      <w:proofErr w:type="spellStart"/>
+      <w:r>
+        <w:t>EffectShaders.hlsl</w:t>
+      </w:r>
+      <w:proofErr w:type="spellEnd"/>
+      <w:r>
+        <w:rPr>
+          <w:rFonts w:hint="eastAsia"/>
+        </w:rPr>
+        <w:t>는 [</w:t>
+      </w:r>
+      <w:proofErr w:type="spellStart"/>
+      <w:r>
+        <w:rPr>
+          <w:rFonts w:hint="eastAsia"/>
+        </w:rPr>
+        <w:t>우클릭</w:t>
+      </w:r>
+      <w:proofErr w:type="spellEnd"/>
+      <w:r>
+        <w:rPr>
+          <w:rFonts w:hint="eastAsia"/>
+        </w:rPr>
+        <w:t xml:space="preserve">] </w:t>
+      </w:r>
+      <w:r>
+        <w:t>–</w:t>
+      </w:r>
+      <w:r>
+        <w:rPr>
+          <w:rFonts w:hint="eastAsia"/>
+        </w:rPr>
+        <w:t xml:space="preserve"> [속성] - [빌드에서 제외] 한다</w:t>
       </w:r>
     </w:p>
     <w:p/>
@@ -439,6 +506,205 @@
         <w:ind w:leftChars="100" w:left="200"/>
       </w:pPr>
       <w:proofErr w:type="spellStart"/>
+      <w:r>
+        <w:t>CEffectLibrary</w:t>
+      </w:r>
+      <w:proofErr w:type="spellEnd"/>
+      <w:r>
+        <w:t>::Instance()-&gt;</w:t>
+      </w:r>
+      <w:proofErr w:type="spellStart"/>
+      <w:r>
+        <w:t>UpdateLocalBoosterPosition</w:t>
+      </w:r>
+      <w:proofErr w:type="spellEnd"/>
+      <w:r>
+        <w:t>(</w:t>
+      </w:r>
+      <w:r>
+        <w:rPr>
+          <w:rFonts w:hint="eastAsia"/>
+        </w:rPr>
+        <w:t>플레이어 위치</w:t>
+      </w:r>
+      <w:r>
+        <w:t xml:space="preserve">, </w:t>
+      </w:r>
+      <w:r>
+        <w:rPr>
+          <w:rFonts w:hint="eastAsia"/>
+        </w:rPr>
+        <w:t xml:space="preserve">플레이어의 </w:t>
+      </w:r>
+      <w:proofErr w:type="spellStart"/>
+      <w:r>
+        <w:t>LookVector</w:t>
+      </w:r>
+      <w:proofErr w:type="spellEnd"/>
+      <w:r>
+        <w:t>);</w:t>
+      </w:r>
+    </w:p>
+    <w:p>
+      <w:pPr>
+        <w:ind w:leftChars="100" w:left="200"/>
+      </w:pPr>
+      <w:r>
+        <w:t>2. 도화지(</w:t>
+      </w:r>
+      <w:proofErr w:type="spellStart"/>
+      <w:r>
+        <w:t>SceneRenderTarget</w:t>
+      </w:r>
+      <w:proofErr w:type="spellEnd"/>
+      <w:r>
+        <w:t>) 준비</w:t>
+      </w:r>
+    </w:p>
+    <w:p>
+      <w:pPr>
+        <w:ind w:leftChars="100" w:left="200"/>
+      </w:pPr>
+      <w:proofErr w:type="spellStart"/>
+      <w:r>
+        <w:t>CEffectLibrary</w:t>
+      </w:r>
+      <w:proofErr w:type="spellEnd"/>
+      <w:r>
+        <w:t>::Instance()-&gt;</w:t>
+      </w:r>
+      <w:proofErr w:type="spellStart"/>
+      <w:r>
+        <w:t>PrepareSceneRenderTarget</w:t>
+      </w:r>
+      <w:proofErr w:type="spellEnd"/>
+      <w:r>
+        <w:t>(</w:t>
+      </w:r>
+      <w:r>
+        <w:rPr>
+          <w:rFonts w:hint="eastAsia"/>
+        </w:rPr>
+        <w:t>커맨드리스트</w:t>
+      </w:r>
+      <w:r>
+        <w:t xml:space="preserve">, </w:t>
+      </w:r>
+      <w:proofErr w:type="spellStart"/>
+      <w:r>
+        <w:rPr>
+          <w:rFonts w:hint="eastAsia"/>
+        </w:rPr>
+        <w:t>뎁스스텐실뷰핸들</w:t>
+      </w:r>
+      <w:proofErr w:type="spellEnd"/>
+      <w:r>
+        <w:t>);</w:t>
+      </w:r>
+    </w:p>
+    <w:p>
+      <w:pPr>
+        <w:ind w:leftChars="100" w:left="200"/>
+      </w:pPr>
+      <w:r>
+        <w:t>--- 이 사이에서 Scene과 Player 렌더링 ---</w:t>
+      </w:r>
+    </w:p>
+    <w:p>
+      <w:pPr>
+        <w:ind w:leftChars="100" w:left="200"/>
+      </w:pPr>
+      <w:r>
+        <w:t>3. 이펙트 렌더링</w:t>
+      </w:r>
+    </w:p>
+    <w:p>
+      <w:pPr>
+        <w:ind w:leftChars="100" w:left="200"/>
+      </w:pPr>
+      <w:proofErr w:type="spellStart"/>
+      <w:r>
+        <w:t>CEffectLibrary</w:t>
+      </w:r>
+      <w:proofErr w:type="spellEnd"/>
+      <w:r>
+        <w:t>::Instance()-&gt;Render(</w:t>
+      </w:r>
+      <w:r>
+        <w:rPr>
+          <w:rFonts w:hint="eastAsia"/>
+        </w:rPr>
+        <w:t>커맨드리스트</w:t>
+      </w:r>
+      <w:r>
+        <w:t xml:space="preserve">, </w:t>
+      </w:r>
+      <w:proofErr w:type="spellStart"/>
+      <w:r>
+        <w:rPr>
+          <w:rFonts w:hint="eastAsia"/>
+        </w:rPr>
+        <w:t>뷰행렬</w:t>
+      </w:r>
+      <w:proofErr w:type="spellEnd"/>
+      <w:r>
+        <w:t xml:space="preserve">, </w:t>
+      </w:r>
+      <w:r>
+        <w:rPr>
+          <w:rFonts w:hint="eastAsia"/>
+        </w:rPr>
+        <w:t>투영행렬</w:t>
+      </w:r>
+      <w:r>
+        <w:t>);</w:t>
+      </w:r>
+    </w:p>
+    <w:p>
+      <w:pPr>
+        <w:ind w:leftChars="100" w:left="200"/>
+      </w:pPr>
+      <w:r>
+        <w:t xml:space="preserve">4. 포스트 프로세싱 적용 및 </w:t>
+      </w:r>
+      <w:proofErr w:type="spellStart"/>
+      <w:r>
+        <w:t>BackBuffer</w:t>
+      </w:r>
+      <w:proofErr w:type="spellEnd"/>
+      <w:r>
+        <w:t>로 최종 출력</w:t>
+      </w:r>
+    </w:p>
+    <w:p>
+      <w:pPr>
+        <w:ind w:leftChars="100" w:left="200"/>
+      </w:pPr>
+      <w:proofErr w:type="spellStart"/>
+      <w:r>
+        <w:t>CEffectLibrary</w:t>
+      </w:r>
+      <w:proofErr w:type="spellEnd"/>
+      <w:r>
+        <w:t>::Instance()-&gt;</w:t>
+      </w:r>
+      <w:proofErr w:type="spellStart"/>
+      <w:r>
+        <w:t>SetPlayerSpeedRatio</w:t>
+      </w:r>
+      <w:proofErr w:type="spellEnd"/>
+      <w:r>
+        <w:t>(현재속도 / 최대속도);</w:t>
+      </w:r>
+    </w:p>
+    <w:p>
+      <w:pPr>
+        <w:ind w:leftChars="100" w:left="200"/>
+        <w:rPr>
+          <w:rFonts w:hint="eastAsia"/>
+        </w:rPr>
+      </w:pPr>
+      <w:proofErr w:type="spellStart"/>
       <w:proofErr w:type="gramStart"/>
       <w:r>
         <w:t>CEffectLibrary</w:t>
@@ -453,7 +719,7 @@
       </w:r>
       <w:proofErr w:type="spellStart"/>
       <w:r>
-        <w:t>UpdateLocalBoosterPosition</w:t>
+        <w:t>RenderRadialBlur</w:t>
       </w:r>
       <w:proofErr w:type="spellEnd"/>
       <w:r>
@@ -463,73 +729,16 @@
         <w:rPr>
           <w:rFonts w:hint="eastAsia"/>
         </w:rPr>
-        <w:t>플레이어 위치</w:t>
+        <w:t>커맨드리스트</w:t>
       </w:r>
       <w:r>
         <w:t xml:space="preserve">, </w:t>
       </w:r>
-      <w:r>
-        <w:rPr>
-          <w:rFonts w:hint="eastAsia"/>
-        </w:rPr>
-        <w:t xml:space="preserve">플레이어의 </w:t>
-      </w:r>
-      <w:proofErr w:type="spellStart"/>
-      <w:r>
-        <w:t>LookVector</w:t>
-      </w:r>
-      <w:proofErr w:type="spellEnd"/>
-      <w:r>
-        <w:t>);</w:t>
-      </w:r>
-    </w:p>
-    <w:p>
-      <w:pPr>
-        <w:ind w:leftChars="100" w:left="200"/>
-      </w:pPr>
-      <w:r>
-        <w:t>2. 도화지(</w:t>
-      </w:r>
-      <w:proofErr w:type="spellStart"/>
-      <w:r>
-        <w:t>SceneRenderTarget</w:t>
-      </w:r>
-      <w:proofErr w:type="spellEnd"/>
-      <w:r>
-        <w:t>) 준비</w:t>
-      </w:r>
-    </w:p>
-    <w:p>
-      <w:pPr>
-        <w:ind w:leftChars="100" w:left="200"/>
-      </w:pPr>
-      <w:proofErr w:type="spellStart"/>
-      <w:proofErr w:type="gramStart"/>
-      <w:r>
-        <w:t>CEffectLibrary</w:t>
-      </w:r>
-      <w:proofErr w:type="spellEnd"/>
-      <w:r>
-        <w:t>::</w:t>
-      </w:r>
-      <w:proofErr w:type="gramEnd"/>
-      <w:r>
-        <w:t>Instance()-&gt;</w:t>
-      </w:r>
-      <w:proofErr w:type="spellStart"/>
-      <w:r>
-        <w:t>PrepareSceneRenderTarget</w:t>
-      </w:r>
-      <w:proofErr w:type="spellEnd"/>
-      <w:r>
-        <w:t>(</w:t>
-      </w:r>
-      <w:r>
-        <w:rPr>
-          <w:rFonts w:hint="eastAsia"/>
-        </w:rPr>
-        <w:t>커맨드리스트</w:t>
-      </w:r>
+      <w:proofErr w:type="spellStart"/>
+      <w:r>
+        <w:t>백버퍼</w:t>
+      </w:r>
+      <w:proofErr w:type="spellEnd"/>
       <w:r>
         <w:t xml:space="preserve">, </w:t>
       </w:r>
@@ -538,188 +747,21 @@
         <w:rPr>
           <w:rFonts w:hint="eastAsia"/>
         </w:rPr>
+        <w:t>렌더타겟뷰핸들</w:t>
+      </w:r>
+      <w:proofErr w:type="spellEnd"/>
+      <w:r>
+        <w:t xml:space="preserve">, </w:t>
+      </w:r>
+      <w:proofErr w:type="spellStart"/>
+      <w:r>
+        <w:rPr>
+          <w:rFonts w:hint="eastAsia"/>
+        </w:rPr>
         <w:t>뎁스스텐실뷰핸들</w:t>
       </w:r>
       <w:proofErr w:type="spellEnd"/>
       <w:r>
-        <w:t>);</w:t>
-      </w:r>
-    </w:p>
-    <w:p>
-      <w:pPr>
-        <w:ind w:leftChars="100" w:left="200"/>
-      </w:pPr>
-      <w:r>
-        <w:t>--- 이 사이에서 Scene과 Player 렌더링 ---</w:t>
-      </w:r>
-    </w:p>
-    <w:p>
-      <w:pPr>
-        <w:ind w:leftChars="100" w:left="200"/>
-      </w:pPr>
-      <w:r>
-        <w:t>3. 이펙트 렌더링</w:t>
-      </w:r>
-    </w:p>
-    <w:p>
-      <w:pPr>
-        <w:ind w:leftChars="100" w:left="200"/>
-      </w:pPr>
-      <w:proofErr w:type="spellStart"/>
-      <w:proofErr w:type="gramStart"/>
-      <w:r>
-        <w:t>CEffectLibrary</w:t>
-      </w:r>
-      <w:proofErr w:type="spellEnd"/>
-      <w:r>
-        <w:t>::</w:t>
-      </w:r>
-      <w:proofErr w:type="gramEnd"/>
-      <w:r>
-        <w:t>Instance()-&gt;Render(</w:t>
-      </w:r>
-      <w:r>
-        <w:rPr>
-          <w:rFonts w:hint="eastAsia"/>
-        </w:rPr>
-        <w:t>커맨드리스트</w:t>
-      </w:r>
-      <w:r>
-        <w:t xml:space="preserve">, </w:t>
-      </w:r>
-      <w:proofErr w:type="spellStart"/>
-      <w:r>
-        <w:rPr>
-          <w:rFonts w:hint="eastAsia"/>
-        </w:rPr>
-        <w:t>뷰행렬</w:t>
-      </w:r>
-      <w:proofErr w:type="spellEnd"/>
-      <w:r>
-        <w:t xml:space="preserve">, </w:t>
-      </w:r>
-      <w:r>
-        <w:rPr>
-          <w:rFonts w:hint="eastAsia"/>
-        </w:rPr>
-        <w:t>투영행렬</w:t>
-      </w:r>
-      <w:r>
-        <w:t>);</w:t>
-      </w:r>
-    </w:p>
-    <w:p>
-      <w:pPr>
-        <w:ind w:leftChars="100" w:left="200"/>
-      </w:pPr>
-      <w:r>
-        <w:t xml:space="preserve">4. 포스트 프로세싱 적용 및 </w:t>
-      </w:r>
-      <w:proofErr w:type="spellStart"/>
-      <w:r>
-        <w:t>BackBuffer</w:t>
-      </w:r>
-      <w:proofErr w:type="spellEnd"/>
-      <w:r>
-        <w:t>로 최종 출력</w:t>
-      </w:r>
-    </w:p>
-    <w:p>
-      <w:pPr>
-        <w:ind w:leftChars="100" w:left="200"/>
-      </w:pPr>
-      <w:proofErr w:type="spellStart"/>
-      <w:proofErr w:type="gramStart"/>
-      <w:r>
-        <w:t>CEffectLibrary</w:t>
-      </w:r>
-      <w:proofErr w:type="spellEnd"/>
-      <w:r>
-        <w:t>::</w:t>
-      </w:r>
-      <w:proofErr w:type="gramEnd"/>
-      <w:r>
-        <w:t>Instance()-&gt;</w:t>
-      </w:r>
-      <w:proofErr w:type="spellStart"/>
-      <w:r>
-        <w:t>SetPlayerSpeedRatio</w:t>
-      </w:r>
-      <w:proofErr w:type="spellEnd"/>
-      <w:r>
-        <w:t>(</w:t>
-      </w:r>
-      <w:proofErr w:type="gramStart"/>
-      <w:r>
-        <w:t>현재속도 /</w:t>
-      </w:r>
-      <w:proofErr w:type="gramEnd"/>
-      <w:r>
-        <w:t xml:space="preserve"> 최대속도);</w:t>
-      </w:r>
-    </w:p>
-    <w:p>
-      <w:pPr>
-        <w:ind w:leftChars="100" w:left="200"/>
-      </w:pPr>
-      <w:proofErr w:type="spellStart"/>
-      <w:proofErr w:type="gramStart"/>
-      <w:r>
-        <w:t>CEffectLibrary</w:t>
-      </w:r>
-      <w:proofErr w:type="spellEnd"/>
-      <w:r>
-        <w:t>::</w:t>
-      </w:r>
-      <w:proofErr w:type="gramEnd"/>
-      <w:r>
-        <w:t>Instance()-&gt;</w:t>
-      </w:r>
-      <w:proofErr w:type="spellStart"/>
-      <w:r>
-        <w:t>RenderRadialBlur</w:t>
-      </w:r>
-      <w:proofErr w:type="spellEnd"/>
-      <w:r>
-        <w:t>(</w:t>
-      </w:r>
-      <w:r>
-        <w:rPr>
-          <w:rFonts w:hint="eastAsia"/>
-        </w:rPr>
-        <w:t>커맨드리스트</w:t>
-      </w:r>
-      <w:r>
-        <w:t xml:space="preserve">, </w:t>
-      </w:r>
-      <w:proofErr w:type="spellStart"/>
-      <w:r>
-        <w:t>백버퍼</w:t>
-      </w:r>
-      <w:proofErr w:type="spellEnd"/>
-      <w:r>
-        <w:t xml:space="preserve">, </w:t>
-      </w:r>
-      <w:proofErr w:type="spellStart"/>
-      <w:r>
-        <w:rPr>
-          <w:rFonts w:hint="eastAsia"/>
-        </w:rPr>
-        <w:t>렌더타겟뷰핸들</w:t>
-      </w:r>
-      <w:proofErr w:type="spellEnd"/>
-      <w:r>
-        <w:t xml:space="preserve">, </w:t>
-      </w:r>
-      <w:proofErr w:type="spellStart"/>
-      <w:r>
-        <w:rPr>
-          <w:rFonts w:hint="eastAsia"/>
-        </w:rPr>
-        <w:t>뎁스스텐실뷰핸들</w:t>
-      </w:r>
-      <w:proofErr w:type="spellEnd"/>
-      <w:r>
         <w:rPr>
           <w:rFonts w:hint="eastAsia"/>
         </w:rPr>
@@ -737,11 +779,6 @@
       <w:r>
         <w:t>;</w:t>
       </w:r>
-    </w:p>
-    <w:p>
-      <w:pPr>
-        <w:ind w:leftChars="100" w:left="200"/>
-      </w:pPr>
     </w:p>
     <w:p>
       <w:pPr>
@@ -760,6 +797,7 @@
           <w:sz w:val="24"/>
           <w:szCs w:val="24"/>
         </w:rPr>
+        <w:lastRenderedPageBreak/>
         <w:t>&lt;</w:t>
       </w:r>
       <w:r>
@@ -782,16 +820,6 @@
         </w:rPr>
         <w:t>&gt;</w:t>
       </w:r>
-    </w:p>
-    <w:p>
-      <w:pPr>
-        <w:rPr>
-          <w:b/>
-          <w:bCs/>
-          <w:sz w:val="24"/>
-          <w:szCs w:val="24"/>
-        </w:rPr>
-      </w:pPr>
     </w:p>
     <w:p>
       <w:pPr>
